--- a/工作人员签到表.docx
+++ b/工作人员签到表.docx
@@ -4,42 +4,52 @@
   <w:body>
     <w:p>
       <w:pPr>
+        <w:spacing w:line="360" w:lineRule="auto"/>
         <w:jc w:val="center"/>
       </w:pPr>
       <w:r>
         <w:rPr>
+          <w:rFonts w:ascii="Times New Roman" w:hAnsi="Times New Roman" w:eastAsia="新细明体"/>
           <w:b/>
-          <w:sz w:val="36"/>
+          <w:sz w:val="32"/>
         </w:rPr>
         <w:t>工作人员签到表</w:t>
       </w:r>
     </w:p>
     <w:tbl>
       <w:tblPr>
-        <w:tblStyle w:val="TableGrid"/>
         <w:tblW w:type="auto" w:w="0"/>
-        <w:jc w:val="center"/>
+        <w:tblLayout w:type="autofit"/>
         <w:tblLook w:firstColumn="1" w:firstRow="1" w:lastColumn="0" w:lastRow="0" w:noHBand="0" w:noVBand="1" w:val="04A0"/>
+        <w:tblBorders>
+          <w:top w:val="single" w:sz="4" w:color="000000"/>
+          <w:left w:val="single" w:sz="4" w:color="000000"/>
+          <w:bottom w:val="single" w:sz="4" w:color="000000"/>
+          <w:right w:val="single" w:sz="4" w:color="000000"/>
+          <w:insideH w:val="single" w:sz="4" w:color="000000"/>
+          <w:insideV w:val="single" w:sz="4" w:color="000000"/>
+        </w:tblBorders>
       </w:tblPr>
       <w:tblGrid>
-        <w:gridCol w:w="2160"/>
-        <w:gridCol w:w="2160"/>
-        <w:gridCol w:w="2160"/>
-        <w:gridCol w:w="2160"/>
+        <w:gridCol w:w="2256"/>
+        <w:gridCol w:w="2256"/>
+        <w:gridCol w:w="2256"/>
+        <w:gridCol w:w="2256"/>
       </w:tblGrid>
       <w:tr>
         <w:tc>
           <w:tcPr>
-            <w:tcW w:type="dxa" w:w="1701"/>
+            <w:tcW w:type="dxa" w:w="2256"/>
             <w:vAlign w:val="center"/>
           </w:tcPr>
           <w:p>
             <w:pPr>
+              <w:spacing w:line="360" w:lineRule="auto"/>
               <w:jc w:val="center"/>
             </w:pPr>
-            <w:r/>
             <w:r>
               <w:rPr>
+                <w:rFonts w:ascii="Times New Roman" w:hAnsi="Times New Roman" w:eastAsia="新细明体"/>
                 <w:b/>
                 <w:sz w:val="24"/>
               </w:rPr>
@@ -49,16 +59,17 @@
         </w:tc>
         <w:tc>
           <w:tcPr>
-            <w:tcW w:type="dxa" w:w="2268"/>
+            <w:tcW w:type="dxa" w:w="2256"/>
             <w:vAlign w:val="center"/>
           </w:tcPr>
           <w:p>
             <w:pPr>
+              <w:spacing w:line="360" w:lineRule="auto"/>
               <w:jc w:val="center"/>
             </w:pPr>
-            <w:r/>
             <w:r>
               <w:rPr>
+                <w:rFonts w:ascii="Times New Roman" w:hAnsi="Times New Roman" w:eastAsia="新细明体"/>
                 <w:b/>
                 <w:sz w:val="24"/>
               </w:rPr>
@@ -68,16 +79,17 @@
         </w:tc>
         <w:tc>
           <w:tcPr>
-            <w:tcW w:type="dxa" w:w="2268"/>
+            <w:tcW w:type="dxa" w:w="2256"/>
             <w:vAlign w:val="center"/>
           </w:tcPr>
           <w:p>
             <w:pPr>
+              <w:spacing w:line="360" w:lineRule="auto"/>
               <w:jc w:val="center"/>
             </w:pPr>
-            <w:r/>
             <w:r>
               <w:rPr>
+                <w:rFonts w:ascii="Times New Roman" w:hAnsi="Times New Roman" w:eastAsia="新细明体"/>
                 <w:b/>
                 <w:sz w:val="24"/>
               </w:rPr>
@@ -87,16 +99,17 @@
         </w:tc>
         <w:tc>
           <w:tcPr>
-            <w:tcW w:type="dxa" w:w="2268"/>
+            <w:tcW w:type="dxa" w:w="2256"/>
             <w:vAlign w:val="center"/>
           </w:tcPr>
           <w:p>
             <w:pPr>
+              <w:spacing w:line="360" w:lineRule="auto"/>
               <w:jc w:val="center"/>
             </w:pPr>
-            <w:r/>
             <w:r>
               <w:rPr>
+                <w:rFonts w:ascii="Times New Roman" w:hAnsi="Times New Roman" w:eastAsia="新细明体"/>
                 <w:b/>
                 <w:sz w:val="24"/>
               </w:rPr>
@@ -108,17 +121,19 @@
       <w:tr>
         <w:tc>
           <w:tcPr>
-            <w:tcW w:type="dxa" w:w="1701"/>
+            <w:tcW w:type="dxa" w:w="2256"/>
             <w:vAlign w:val="center"/>
           </w:tcPr>
           <w:p>
             <w:pPr>
-              <w:jc w:val="center"/>
+              <w:spacing w:line="360" w:lineRule="auto"/>
+              <w:jc w:val="left"/>
             </w:pPr>
-            <w:r/>
             <w:r>
               <w:rPr>
-                <w:sz w:val="22"/>
+                <w:rFonts w:ascii="Times New Roman" w:hAnsi="Times New Roman" w:eastAsia="新细明体"/>
+                <w:b w:val="0"/>
+                <w:sz w:val="24"/>
               </w:rPr>
               <w:t>陈美琳</w:t>
             </w:r>
@@ -126,46 +141,78 @@
         </w:tc>
         <w:tc>
           <w:tcPr>
-            <w:tcW w:type="dxa" w:w="2268"/>
+            <w:tcW w:type="dxa" w:w="2256"/>
             <w:vAlign w:val="center"/>
           </w:tcPr>
           <w:p>
-            <w:r/>
+            <w:pPr>
+              <w:spacing w:line="360" w:lineRule="auto"/>
+              <w:jc w:val="left"/>
+            </w:pPr>
+            <w:r>
+              <w:rPr>
+                <w:rFonts w:ascii="Times New Roman" w:hAnsi="Times New Roman" w:eastAsia="新细明体"/>
+                <w:b w:val="0"/>
+                <w:sz w:val="24"/>
+              </w:rPr>
+            </w:r>
           </w:p>
         </w:tc>
         <w:tc>
           <w:tcPr>
-            <w:tcW w:type="dxa" w:w="2268"/>
+            <w:tcW w:type="dxa" w:w="2256"/>
             <w:vAlign w:val="center"/>
           </w:tcPr>
           <w:p>
-            <w:r/>
+            <w:pPr>
+              <w:spacing w:line="360" w:lineRule="auto"/>
+              <w:jc w:val="left"/>
+            </w:pPr>
+            <w:r>
+              <w:rPr>
+                <w:rFonts w:ascii="Times New Roman" w:hAnsi="Times New Roman" w:eastAsia="新细明体"/>
+                <w:b w:val="0"/>
+                <w:sz w:val="24"/>
+              </w:rPr>
+            </w:r>
           </w:p>
         </w:tc>
         <w:tc>
           <w:tcPr>
-            <w:tcW w:type="dxa" w:w="2268"/>
+            <w:tcW w:type="dxa" w:w="2256"/>
             <w:vAlign w:val="center"/>
           </w:tcPr>
           <w:p>
-            <w:r/>
+            <w:pPr>
+              <w:spacing w:line="360" w:lineRule="auto"/>
+              <w:jc w:val="left"/>
+            </w:pPr>
+            <w:r>
+              <w:rPr>
+                <w:rFonts w:ascii="Times New Roman" w:hAnsi="Times New Roman" w:eastAsia="新细明体"/>
+                <w:b w:val="0"/>
+                <w:sz w:val="24"/>
+              </w:rPr>
+            </w:r>
           </w:p>
         </w:tc>
       </w:tr>
       <w:tr>
         <w:tc>
           <w:tcPr>
-            <w:tcW w:type="dxa" w:w="1701"/>
+            <w:tcW w:type="dxa" w:w="2256"/>
             <w:vAlign w:val="center"/>
           </w:tcPr>
           <w:p>
             <w:pPr>
-              <w:jc w:val="center"/>
+              <w:spacing w:line="360" w:lineRule="auto"/>
+              <w:jc w:val="left"/>
             </w:pPr>
-            <w:r/>
             <w:r>
               <w:rPr>
-                <w:sz w:val="22"/>
+                <w:rFonts w:ascii="Times New Roman" w:hAnsi="Times New Roman" w:eastAsia="新细明体"/>
+                <w:b w:val="0"/>
+                <w:sz w:val="24"/>
               </w:rPr>
               <w:t>王建国</w:t>
             </w:r>
@@ -173,46 +220,78 @@
         </w:tc>
         <w:tc>
           <w:tcPr>
-            <w:tcW w:type="dxa" w:w="2268"/>
+            <w:tcW w:type="dxa" w:w="2256"/>
             <w:vAlign w:val="center"/>
           </w:tcPr>
           <w:p>
-            <w:r/>
+            <w:pPr>
+              <w:spacing w:line="360" w:lineRule="auto"/>
+              <w:jc w:val="left"/>
+            </w:pPr>
+            <w:r>
+              <w:rPr>
+                <w:rFonts w:ascii="Times New Roman" w:hAnsi="Times New Roman" w:eastAsia="新细明体"/>
+                <w:b w:val="0"/>
+                <w:sz w:val="24"/>
+              </w:rPr>
+            </w:r>
           </w:p>
         </w:tc>
         <w:tc>
           <w:tcPr>
-            <w:tcW w:type="dxa" w:w="2268"/>
+            <w:tcW w:type="dxa" w:w="2256"/>
             <w:vAlign w:val="center"/>
           </w:tcPr>
           <w:p>
-            <w:r/>
+            <w:pPr>
+              <w:spacing w:line="360" w:lineRule="auto"/>
+              <w:jc w:val="left"/>
+            </w:pPr>
+            <w:r>
+              <w:rPr>
+                <w:rFonts w:ascii="Times New Roman" w:hAnsi="Times New Roman" w:eastAsia="新细明体"/>
+                <w:b w:val="0"/>
+                <w:sz w:val="24"/>
+              </w:rPr>
+            </w:r>
           </w:p>
         </w:tc>
         <w:tc>
           <w:tcPr>
-            <w:tcW w:type="dxa" w:w="2268"/>
+            <w:tcW w:type="dxa" w:w="2256"/>
             <w:vAlign w:val="center"/>
           </w:tcPr>
           <w:p>
-            <w:r/>
+            <w:pPr>
+              <w:spacing w:line="360" w:lineRule="auto"/>
+              <w:jc w:val="left"/>
+            </w:pPr>
+            <w:r>
+              <w:rPr>
+                <w:rFonts w:ascii="Times New Roman" w:hAnsi="Times New Roman" w:eastAsia="新细明体"/>
+                <w:b w:val="0"/>
+                <w:sz w:val="24"/>
+              </w:rPr>
+            </w:r>
           </w:p>
         </w:tc>
       </w:tr>
       <w:tr>
         <w:tc>
           <w:tcPr>
-            <w:tcW w:type="dxa" w:w="1701"/>
+            <w:tcW w:type="dxa" w:w="2256"/>
             <w:vAlign w:val="center"/>
           </w:tcPr>
           <w:p>
             <w:pPr>
-              <w:jc w:val="center"/>
+              <w:spacing w:line="360" w:lineRule="auto"/>
+              <w:jc w:val="left"/>
             </w:pPr>
-            <w:r/>
             <w:r>
               <w:rPr>
-                <w:sz w:val="22"/>
+                <w:rFonts w:ascii="Times New Roman" w:hAnsi="Times New Roman" w:eastAsia="新细明体"/>
+                <w:b w:val="0"/>
+                <w:sz w:val="24"/>
               </w:rPr>
               <w:t>李秀英</w:t>
             </w:r>
@@ -220,46 +299,78 @@
         </w:tc>
         <w:tc>
           <w:tcPr>
-            <w:tcW w:type="dxa" w:w="2268"/>
+            <w:tcW w:type="dxa" w:w="2256"/>
             <w:vAlign w:val="center"/>
           </w:tcPr>
           <w:p>
-            <w:r/>
+            <w:pPr>
+              <w:spacing w:line="360" w:lineRule="auto"/>
+              <w:jc w:val="left"/>
+            </w:pPr>
+            <w:r>
+              <w:rPr>
+                <w:rFonts w:ascii="Times New Roman" w:hAnsi="Times New Roman" w:eastAsia="新细明体"/>
+                <w:b w:val="0"/>
+                <w:sz w:val="24"/>
+              </w:rPr>
+            </w:r>
           </w:p>
         </w:tc>
         <w:tc>
           <w:tcPr>
-            <w:tcW w:type="dxa" w:w="2268"/>
+            <w:tcW w:type="dxa" w:w="2256"/>
             <w:vAlign w:val="center"/>
           </w:tcPr>
           <w:p>
-            <w:r/>
+            <w:pPr>
+              <w:spacing w:line="360" w:lineRule="auto"/>
+              <w:jc w:val="left"/>
+            </w:pPr>
+            <w:r>
+              <w:rPr>
+                <w:rFonts w:ascii="Times New Roman" w:hAnsi="Times New Roman" w:eastAsia="新细明体"/>
+                <w:b w:val="0"/>
+                <w:sz w:val="24"/>
+              </w:rPr>
+            </w:r>
           </w:p>
         </w:tc>
         <w:tc>
           <w:tcPr>
-            <w:tcW w:type="dxa" w:w="2268"/>
+            <w:tcW w:type="dxa" w:w="2256"/>
             <w:vAlign w:val="center"/>
           </w:tcPr>
           <w:p>
-            <w:r/>
+            <w:pPr>
+              <w:spacing w:line="360" w:lineRule="auto"/>
+              <w:jc w:val="left"/>
+            </w:pPr>
+            <w:r>
+              <w:rPr>
+                <w:rFonts w:ascii="Times New Roman" w:hAnsi="Times New Roman" w:eastAsia="新细明体"/>
+                <w:b w:val="0"/>
+                <w:sz w:val="24"/>
+              </w:rPr>
+            </w:r>
           </w:p>
         </w:tc>
       </w:tr>
       <w:tr>
         <w:tc>
           <w:tcPr>
-            <w:tcW w:type="dxa" w:w="1701"/>
+            <w:tcW w:type="dxa" w:w="2256"/>
             <w:vAlign w:val="center"/>
           </w:tcPr>
           <w:p>
             <w:pPr>
-              <w:jc w:val="center"/>
+              <w:spacing w:line="360" w:lineRule="auto"/>
+              <w:jc w:val="left"/>
             </w:pPr>
-            <w:r/>
             <w:r>
               <w:rPr>
-                <w:sz w:val="22"/>
+                <w:rFonts w:ascii="Times New Roman" w:hAnsi="Times New Roman" w:eastAsia="新细明体"/>
+                <w:b w:val="0"/>
+                <w:sz w:val="24"/>
               </w:rPr>
               <w:t>张伟明</w:t>
             </w:r>
@@ -267,46 +378,78 @@
         </w:tc>
         <w:tc>
           <w:tcPr>
-            <w:tcW w:type="dxa" w:w="2268"/>
+            <w:tcW w:type="dxa" w:w="2256"/>
             <w:vAlign w:val="center"/>
           </w:tcPr>
           <w:p>
-            <w:r/>
+            <w:pPr>
+              <w:spacing w:line="360" w:lineRule="auto"/>
+              <w:jc w:val="left"/>
+            </w:pPr>
+            <w:r>
+              <w:rPr>
+                <w:rFonts w:ascii="Times New Roman" w:hAnsi="Times New Roman" w:eastAsia="新细明体"/>
+                <w:b w:val="0"/>
+                <w:sz w:val="24"/>
+              </w:rPr>
+            </w:r>
           </w:p>
         </w:tc>
         <w:tc>
           <w:tcPr>
-            <w:tcW w:type="dxa" w:w="2268"/>
+            <w:tcW w:type="dxa" w:w="2256"/>
             <w:vAlign w:val="center"/>
           </w:tcPr>
           <w:p>
-            <w:r/>
+            <w:pPr>
+              <w:spacing w:line="360" w:lineRule="auto"/>
+              <w:jc w:val="left"/>
+            </w:pPr>
+            <w:r>
+              <w:rPr>
+                <w:rFonts w:ascii="Times New Roman" w:hAnsi="Times New Roman" w:eastAsia="新细明体"/>
+                <w:b w:val="0"/>
+                <w:sz w:val="24"/>
+              </w:rPr>
+            </w:r>
           </w:p>
         </w:tc>
         <w:tc>
           <w:tcPr>
-            <w:tcW w:type="dxa" w:w="2268"/>
+            <w:tcW w:type="dxa" w:w="2256"/>
             <w:vAlign w:val="center"/>
           </w:tcPr>
           <w:p>
-            <w:r/>
+            <w:pPr>
+              <w:spacing w:line="360" w:lineRule="auto"/>
+              <w:jc w:val="left"/>
+            </w:pPr>
+            <w:r>
+              <w:rPr>
+                <w:rFonts w:ascii="Times New Roman" w:hAnsi="Times New Roman" w:eastAsia="新细明体"/>
+                <w:b w:val="0"/>
+                <w:sz w:val="24"/>
+              </w:rPr>
+            </w:r>
           </w:p>
         </w:tc>
       </w:tr>
       <w:tr>
         <w:tc>
           <w:tcPr>
-            <w:tcW w:type="dxa" w:w="1701"/>
+            <w:tcW w:type="dxa" w:w="2256"/>
             <w:vAlign w:val="center"/>
           </w:tcPr>
           <w:p>
             <w:pPr>
-              <w:jc w:val="center"/>
+              <w:spacing w:line="360" w:lineRule="auto"/>
+              <w:jc w:val="left"/>
             </w:pPr>
-            <w:r/>
             <w:r>
               <w:rPr>
-                <w:sz w:val="22"/>
+                <w:rFonts w:ascii="Times New Roman" w:hAnsi="Times New Roman" w:eastAsia="新细明体"/>
+                <w:b w:val="0"/>
+                <w:sz w:val="24"/>
               </w:rPr>
               <w:t>刘晓燕</w:t>
             </w:r>
@@ -314,46 +457,78 @@
         </w:tc>
         <w:tc>
           <w:tcPr>
-            <w:tcW w:type="dxa" w:w="2268"/>
+            <w:tcW w:type="dxa" w:w="2256"/>
             <w:vAlign w:val="center"/>
           </w:tcPr>
           <w:p>
-            <w:r/>
+            <w:pPr>
+              <w:spacing w:line="360" w:lineRule="auto"/>
+              <w:jc w:val="left"/>
+            </w:pPr>
+            <w:r>
+              <w:rPr>
+                <w:rFonts w:ascii="Times New Roman" w:hAnsi="Times New Roman" w:eastAsia="新细明体"/>
+                <w:b w:val="0"/>
+                <w:sz w:val="24"/>
+              </w:rPr>
+            </w:r>
           </w:p>
         </w:tc>
         <w:tc>
           <w:tcPr>
-            <w:tcW w:type="dxa" w:w="2268"/>
+            <w:tcW w:type="dxa" w:w="2256"/>
             <w:vAlign w:val="center"/>
           </w:tcPr>
           <w:p>
-            <w:r/>
+            <w:pPr>
+              <w:spacing w:line="360" w:lineRule="auto"/>
+              <w:jc w:val="left"/>
+            </w:pPr>
+            <w:r>
+              <w:rPr>
+                <w:rFonts w:ascii="Times New Roman" w:hAnsi="Times New Roman" w:eastAsia="新细明体"/>
+                <w:b w:val="0"/>
+                <w:sz w:val="24"/>
+              </w:rPr>
+            </w:r>
           </w:p>
         </w:tc>
         <w:tc>
           <w:tcPr>
-            <w:tcW w:type="dxa" w:w="2268"/>
+            <w:tcW w:type="dxa" w:w="2256"/>
             <w:vAlign w:val="center"/>
           </w:tcPr>
           <w:p>
-            <w:r/>
+            <w:pPr>
+              <w:spacing w:line="360" w:lineRule="auto"/>
+              <w:jc w:val="left"/>
+            </w:pPr>
+            <w:r>
+              <w:rPr>
+                <w:rFonts w:ascii="Times New Roman" w:hAnsi="Times New Roman" w:eastAsia="新细明体"/>
+                <w:b w:val="0"/>
+                <w:sz w:val="24"/>
+              </w:rPr>
+            </w:r>
           </w:p>
         </w:tc>
       </w:tr>
       <w:tr>
         <w:tc>
           <w:tcPr>
-            <w:tcW w:type="dxa" w:w="1701"/>
+            <w:tcW w:type="dxa" w:w="2256"/>
             <w:vAlign w:val="center"/>
           </w:tcPr>
           <w:p>
             <w:pPr>
-              <w:jc w:val="center"/>
+              <w:spacing w:line="360" w:lineRule="auto"/>
+              <w:jc w:val="left"/>
             </w:pPr>
-            <w:r/>
             <w:r>
               <w:rPr>
-                <w:sz w:val="22"/>
+                <w:rFonts w:ascii="Times New Roman" w:hAnsi="Times New Roman" w:eastAsia="新细明体"/>
+                <w:b w:val="0"/>
+                <w:sz w:val="24"/>
               </w:rPr>
               <w:t>黄志强</w:t>
             </w:r>
@@ -361,46 +536,78 @@
         </w:tc>
         <w:tc>
           <w:tcPr>
-            <w:tcW w:type="dxa" w:w="2268"/>
+            <w:tcW w:type="dxa" w:w="2256"/>
             <w:vAlign w:val="center"/>
           </w:tcPr>
           <w:p>
-            <w:r/>
+            <w:pPr>
+              <w:spacing w:line="360" w:lineRule="auto"/>
+              <w:jc w:val="left"/>
+            </w:pPr>
+            <w:r>
+              <w:rPr>
+                <w:rFonts w:ascii="Times New Roman" w:hAnsi="Times New Roman" w:eastAsia="新细明体"/>
+                <w:b w:val="0"/>
+                <w:sz w:val="24"/>
+              </w:rPr>
+            </w:r>
           </w:p>
         </w:tc>
         <w:tc>
           <w:tcPr>
-            <w:tcW w:type="dxa" w:w="2268"/>
+            <w:tcW w:type="dxa" w:w="2256"/>
             <w:vAlign w:val="center"/>
           </w:tcPr>
           <w:p>
-            <w:r/>
+            <w:pPr>
+              <w:spacing w:line="360" w:lineRule="auto"/>
+              <w:jc w:val="left"/>
+            </w:pPr>
+            <w:r>
+              <w:rPr>
+                <w:rFonts w:ascii="Times New Roman" w:hAnsi="Times New Roman" w:eastAsia="新细明体"/>
+                <w:b w:val="0"/>
+                <w:sz w:val="24"/>
+              </w:rPr>
+            </w:r>
           </w:p>
         </w:tc>
         <w:tc>
           <w:tcPr>
-            <w:tcW w:type="dxa" w:w="2268"/>
+            <w:tcW w:type="dxa" w:w="2256"/>
             <w:vAlign w:val="center"/>
           </w:tcPr>
           <w:p>
-            <w:r/>
+            <w:pPr>
+              <w:spacing w:line="360" w:lineRule="auto"/>
+              <w:jc w:val="left"/>
+            </w:pPr>
+            <w:r>
+              <w:rPr>
+                <w:rFonts w:ascii="Times New Roman" w:hAnsi="Times New Roman" w:eastAsia="新细明体"/>
+                <w:b w:val="0"/>
+                <w:sz w:val="24"/>
+              </w:rPr>
+            </w:r>
           </w:p>
         </w:tc>
       </w:tr>
       <w:tr>
         <w:tc>
           <w:tcPr>
-            <w:tcW w:type="dxa" w:w="1701"/>
+            <w:tcW w:type="dxa" w:w="2256"/>
             <w:vAlign w:val="center"/>
           </w:tcPr>
           <w:p>
             <w:pPr>
-              <w:jc w:val="center"/>
+              <w:spacing w:line="360" w:lineRule="auto"/>
+              <w:jc w:val="left"/>
             </w:pPr>
-            <w:r/>
             <w:r>
               <w:rPr>
-                <w:sz w:val="22"/>
+                <w:rFonts w:ascii="Times New Roman" w:hAnsi="Times New Roman" w:eastAsia="新细明体"/>
+                <w:b w:val="0"/>
+                <w:sz w:val="24"/>
               </w:rPr>
               <w:t>周丽华</w:t>
             </w:r>
@@ -408,46 +615,78 @@
         </w:tc>
         <w:tc>
           <w:tcPr>
-            <w:tcW w:type="dxa" w:w="2268"/>
+            <w:tcW w:type="dxa" w:w="2256"/>
             <w:vAlign w:val="center"/>
           </w:tcPr>
           <w:p>
-            <w:r/>
+            <w:pPr>
+              <w:spacing w:line="360" w:lineRule="auto"/>
+              <w:jc w:val="left"/>
+            </w:pPr>
+            <w:r>
+              <w:rPr>
+                <w:rFonts w:ascii="Times New Roman" w:hAnsi="Times New Roman" w:eastAsia="新细明体"/>
+                <w:b w:val="0"/>
+                <w:sz w:val="24"/>
+              </w:rPr>
+            </w:r>
           </w:p>
         </w:tc>
         <w:tc>
           <w:tcPr>
-            <w:tcW w:type="dxa" w:w="2268"/>
+            <w:tcW w:type="dxa" w:w="2256"/>
             <w:vAlign w:val="center"/>
           </w:tcPr>
           <w:p>
-            <w:r/>
+            <w:pPr>
+              <w:spacing w:line="360" w:lineRule="auto"/>
+              <w:jc w:val="left"/>
+            </w:pPr>
+            <w:r>
+              <w:rPr>
+                <w:rFonts w:ascii="Times New Roman" w:hAnsi="Times New Roman" w:eastAsia="新细明体"/>
+                <w:b w:val="0"/>
+                <w:sz w:val="24"/>
+              </w:rPr>
+            </w:r>
           </w:p>
         </w:tc>
         <w:tc>
           <w:tcPr>
-            <w:tcW w:type="dxa" w:w="2268"/>
+            <w:tcW w:type="dxa" w:w="2256"/>
             <w:vAlign w:val="center"/>
           </w:tcPr>
           <w:p>
-            <w:r/>
+            <w:pPr>
+              <w:spacing w:line="360" w:lineRule="auto"/>
+              <w:jc w:val="left"/>
+            </w:pPr>
+            <w:r>
+              <w:rPr>
+                <w:rFonts w:ascii="Times New Roman" w:hAnsi="Times New Roman" w:eastAsia="新细明体"/>
+                <w:b w:val="0"/>
+                <w:sz w:val="24"/>
+              </w:rPr>
+            </w:r>
           </w:p>
         </w:tc>
       </w:tr>
       <w:tr>
         <w:tc>
           <w:tcPr>
-            <w:tcW w:type="dxa" w:w="1701"/>
+            <w:tcW w:type="dxa" w:w="2256"/>
             <w:vAlign w:val="center"/>
           </w:tcPr>
           <w:p>
             <w:pPr>
-              <w:jc w:val="center"/>
+              <w:spacing w:line="360" w:lineRule="auto"/>
+              <w:jc w:val="left"/>
             </w:pPr>
-            <w:r/>
             <w:r>
               <w:rPr>
-                <w:sz w:val="22"/>
+                <w:rFonts w:ascii="Times New Roman" w:hAnsi="Times New Roman" w:eastAsia="新细明体"/>
+                <w:b w:val="0"/>
+                <w:sz w:val="24"/>
               </w:rPr>
               <w:t>吴俊杰</w:t>
             </w:r>
@@ -455,46 +694,78 @@
         </w:tc>
         <w:tc>
           <w:tcPr>
-            <w:tcW w:type="dxa" w:w="2268"/>
+            <w:tcW w:type="dxa" w:w="2256"/>
             <w:vAlign w:val="center"/>
           </w:tcPr>
           <w:p>
-            <w:r/>
+            <w:pPr>
+              <w:spacing w:line="360" w:lineRule="auto"/>
+              <w:jc w:val="left"/>
+            </w:pPr>
+            <w:r>
+              <w:rPr>
+                <w:rFonts w:ascii="Times New Roman" w:hAnsi="Times New Roman" w:eastAsia="新细明体"/>
+                <w:b w:val="0"/>
+                <w:sz w:val="24"/>
+              </w:rPr>
+            </w:r>
           </w:p>
         </w:tc>
         <w:tc>
           <w:tcPr>
-            <w:tcW w:type="dxa" w:w="2268"/>
+            <w:tcW w:type="dxa" w:w="2256"/>
             <w:vAlign w:val="center"/>
           </w:tcPr>
           <w:p>
-            <w:r/>
+            <w:pPr>
+              <w:spacing w:line="360" w:lineRule="auto"/>
+              <w:jc w:val="left"/>
+            </w:pPr>
+            <w:r>
+              <w:rPr>
+                <w:rFonts w:ascii="Times New Roman" w:hAnsi="Times New Roman" w:eastAsia="新细明体"/>
+                <w:b w:val="0"/>
+                <w:sz w:val="24"/>
+              </w:rPr>
+            </w:r>
           </w:p>
         </w:tc>
         <w:tc>
           <w:tcPr>
-            <w:tcW w:type="dxa" w:w="2268"/>
+            <w:tcW w:type="dxa" w:w="2256"/>
             <w:vAlign w:val="center"/>
           </w:tcPr>
           <w:p>
-            <w:r/>
+            <w:pPr>
+              <w:spacing w:line="360" w:lineRule="auto"/>
+              <w:jc w:val="left"/>
+            </w:pPr>
+            <w:r>
+              <w:rPr>
+                <w:rFonts w:ascii="Times New Roman" w:hAnsi="Times New Roman" w:eastAsia="新细明体"/>
+                <w:b w:val="0"/>
+                <w:sz w:val="24"/>
+              </w:rPr>
+            </w:r>
           </w:p>
         </w:tc>
       </w:tr>
       <w:tr>
         <w:tc>
           <w:tcPr>
-            <w:tcW w:type="dxa" w:w="1701"/>
+            <w:tcW w:type="dxa" w:w="2256"/>
             <w:vAlign w:val="center"/>
           </w:tcPr>
           <w:p>
             <w:pPr>
-              <w:jc w:val="center"/>
+              <w:spacing w:line="360" w:lineRule="auto"/>
+              <w:jc w:val="left"/>
             </w:pPr>
-            <w:r/>
             <w:r>
               <w:rPr>
-                <w:sz w:val="22"/>
+                <w:rFonts w:ascii="Times New Roman" w:hAnsi="Times New Roman" w:eastAsia="新细明体"/>
+                <w:b w:val="0"/>
+                <w:sz w:val="24"/>
               </w:rPr>
               <w:t>郑淑芬</w:t>
             </w:r>
@@ -502,46 +773,78 @@
         </w:tc>
         <w:tc>
           <w:tcPr>
-            <w:tcW w:type="dxa" w:w="2268"/>
+            <w:tcW w:type="dxa" w:w="2256"/>
             <w:vAlign w:val="center"/>
           </w:tcPr>
           <w:p>
-            <w:r/>
+            <w:pPr>
+              <w:spacing w:line="360" w:lineRule="auto"/>
+              <w:jc w:val="left"/>
+            </w:pPr>
+            <w:r>
+              <w:rPr>
+                <w:rFonts w:ascii="Times New Roman" w:hAnsi="Times New Roman" w:eastAsia="新细明体"/>
+                <w:b w:val="0"/>
+                <w:sz w:val="24"/>
+              </w:rPr>
+            </w:r>
           </w:p>
         </w:tc>
         <w:tc>
           <w:tcPr>
-            <w:tcW w:type="dxa" w:w="2268"/>
+            <w:tcW w:type="dxa" w:w="2256"/>
             <w:vAlign w:val="center"/>
           </w:tcPr>
           <w:p>
-            <w:r/>
+            <w:pPr>
+              <w:spacing w:line="360" w:lineRule="auto"/>
+              <w:jc w:val="left"/>
+            </w:pPr>
+            <w:r>
+              <w:rPr>
+                <w:rFonts w:ascii="Times New Roman" w:hAnsi="Times New Roman" w:eastAsia="新细明体"/>
+                <w:b w:val="0"/>
+                <w:sz w:val="24"/>
+              </w:rPr>
+            </w:r>
           </w:p>
         </w:tc>
         <w:tc>
           <w:tcPr>
-            <w:tcW w:type="dxa" w:w="2268"/>
+            <w:tcW w:type="dxa" w:w="2256"/>
             <w:vAlign w:val="center"/>
           </w:tcPr>
           <w:p>
-            <w:r/>
+            <w:pPr>
+              <w:spacing w:line="360" w:lineRule="auto"/>
+              <w:jc w:val="left"/>
+            </w:pPr>
+            <w:r>
+              <w:rPr>
+                <w:rFonts w:ascii="Times New Roman" w:hAnsi="Times New Roman" w:eastAsia="新细明体"/>
+                <w:b w:val="0"/>
+                <w:sz w:val="24"/>
+              </w:rPr>
+            </w:r>
           </w:p>
         </w:tc>
       </w:tr>
       <w:tr>
         <w:tc>
           <w:tcPr>
-            <w:tcW w:type="dxa" w:w="1701"/>
+            <w:tcW w:type="dxa" w:w="2256"/>
             <w:vAlign w:val="center"/>
           </w:tcPr>
           <w:p>
             <w:pPr>
-              <w:jc w:val="center"/>
+              <w:spacing w:line="360" w:lineRule="auto"/>
+              <w:jc w:val="left"/>
             </w:pPr>
-            <w:r/>
             <w:r>
               <w:rPr>
-                <w:sz w:val="22"/>
+                <w:rFonts w:ascii="Times New Roman" w:hAnsi="Times New Roman" w:eastAsia="新细明体"/>
+                <w:b w:val="0"/>
+                <w:sz w:val="24"/>
               </w:rPr>
               <w:t>孙国庆</w:t>
             </w:r>
@@ -549,46 +852,78 @@
         </w:tc>
         <w:tc>
           <w:tcPr>
-            <w:tcW w:type="dxa" w:w="2268"/>
+            <w:tcW w:type="dxa" w:w="2256"/>
             <w:vAlign w:val="center"/>
           </w:tcPr>
           <w:p>
-            <w:r/>
+            <w:pPr>
+              <w:spacing w:line="360" w:lineRule="auto"/>
+              <w:jc w:val="left"/>
+            </w:pPr>
+            <w:r>
+              <w:rPr>
+                <w:rFonts w:ascii="Times New Roman" w:hAnsi="Times New Roman" w:eastAsia="新细明体"/>
+                <w:b w:val="0"/>
+                <w:sz w:val="24"/>
+              </w:rPr>
+            </w:r>
           </w:p>
         </w:tc>
         <w:tc>
           <w:tcPr>
-            <w:tcW w:type="dxa" w:w="2268"/>
+            <w:tcW w:type="dxa" w:w="2256"/>
             <w:vAlign w:val="center"/>
           </w:tcPr>
           <w:p>
-            <w:r/>
+            <w:pPr>
+              <w:spacing w:line="360" w:lineRule="auto"/>
+              <w:jc w:val="left"/>
+            </w:pPr>
+            <w:r>
+              <w:rPr>
+                <w:rFonts w:ascii="Times New Roman" w:hAnsi="Times New Roman" w:eastAsia="新细明体"/>
+                <w:b w:val="0"/>
+                <w:sz w:val="24"/>
+              </w:rPr>
+            </w:r>
           </w:p>
         </w:tc>
         <w:tc>
           <w:tcPr>
-            <w:tcW w:type="dxa" w:w="2268"/>
+            <w:tcW w:type="dxa" w:w="2256"/>
             <w:vAlign w:val="center"/>
           </w:tcPr>
           <w:p>
-            <w:r/>
+            <w:pPr>
+              <w:spacing w:line="360" w:lineRule="auto"/>
+              <w:jc w:val="left"/>
+            </w:pPr>
+            <w:r>
+              <w:rPr>
+                <w:rFonts w:ascii="Times New Roman" w:hAnsi="Times New Roman" w:eastAsia="新细明体"/>
+                <w:b w:val="0"/>
+                <w:sz w:val="24"/>
+              </w:rPr>
+            </w:r>
           </w:p>
         </w:tc>
       </w:tr>
       <w:tr>
         <w:tc>
           <w:tcPr>
-            <w:tcW w:type="dxa" w:w="1701"/>
+            <w:tcW w:type="dxa" w:w="2256"/>
             <w:vAlign w:val="center"/>
           </w:tcPr>
           <w:p>
             <w:pPr>
-              <w:jc w:val="center"/>
+              <w:spacing w:line="360" w:lineRule="auto"/>
+              <w:jc w:val="left"/>
             </w:pPr>
-            <w:r/>
             <w:r>
               <w:rPr>
-                <w:sz w:val="22"/>
+                <w:rFonts w:ascii="Times New Roman" w:hAnsi="Times New Roman" w:eastAsia="新细明体"/>
+                <w:b w:val="0"/>
+                <w:sz w:val="24"/>
               </w:rPr>
               <w:t>马春梅</w:t>
             </w:r>
@@ -596,46 +931,78 @@
         </w:tc>
         <w:tc>
           <w:tcPr>
-            <w:tcW w:type="dxa" w:w="2268"/>
+            <w:tcW w:type="dxa" w:w="2256"/>
             <w:vAlign w:val="center"/>
           </w:tcPr>
           <w:p>
-            <w:r/>
+            <w:pPr>
+              <w:spacing w:line="360" w:lineRule="auto"/>
+              <w:jc w:val="left"/>
+            </w:pPr>
+            <w:r>
+              <w:rPr>
+                <w:rFonts w:ascii="Times New Roman" w:hAnsi="Times New Roman" w:eastAsia="新细明体"/>
+                <w:b w:val="0"/>
+                <w:sz w:val="24"/>
+              </w:rPr>
+            </w:r>
           </w:p>
         </w:tc>
         <w:tc>
           <w:tcPr>
-            <w:tcW w:type="dxa" w:w="2268"/>
+            <w:tcW w:type="dxa" w:w="2256"/>
             <w:vAlign w:val="center"/>
           </w:tcPr>
           <w:p>
-            <w:r/>
+            <w:pPr>
+              <w:spacing w:line="360" w:lineRule="auto"/>
+              <w:jc w:val="left"/>
+            </w:pPr>
+            <w:r>
+              <w:rPr>
+                <w:rFonts w:ascii="Times New Roman" w:hAnsi="Times New Roman" w:eastAsia="新细明体"/>
+                <w:b w:val="0"/>
+                <w:sz w:val="24"/>
+              </w:rPr>
+            </w:r>
           </w:p>
         </w:tc>
         <w:tc>
           <w:tcPr>
-            <w:tcW w:type="dxa" w:w="2268"/>
+            <w:tcW w:type="dxa" w:w="2256"/>
             <w:vAlign w:val="center"/>
           </w:tcPr>
           <w:p>
-            <w:r/>
+            <w:pPr>
+              <w:spacing w:line="360" w:lineRule="auto"/>
+              <w:jc w:val="left"/>
+            </w:pPr>
+            <w:r>
+              <w:rPr>
+                <w:rFonts w:ascii="Times New Roman" w:hAnsi="Times New Roman" w:eastAsia="新细明体"/>
+                <w:b w:val="0"/>
+                <w:sz w:val="24"/>
+              </w:rPr>
+            </w:r>
           </w:p>
         </w:tc>
       </w:tr>
       <w:tr>
         <w:tc>
           <w:tcPr>
-            <w:tcW w:type="dxa" w:w="1701"/>
+            <w:tcW w:type="dxa" w:w="2256"/>
             <w:vAlign w:val="center"/>
           </w:tcPr>
           <w:p>
             <w:pPr>
-              <w:jc w:val="center"/>
+              <w:spacing w:line="360" w:lineRule="auto"/>
+              <w:jc w:val="left"/>
             </w:pPr>
-            <w:r/>
             <w:r>
               <w:rPr>
-                <w:sz w:val="22"/>
+                <w:rFonts w:ascii="Times New Roman" w:hAnsi="Times New Roman" w:eastAsia="新细明体"/>
+                <w:b w:val="0"/>
+                <w:sz w:val="24"/>
               </w:rPr>
               <w:t>朱海涛</w:t>
             </w:r>
@@ -643,46 +1010,78 @@
         </w:tc>
         <w:tc>
           <w:tcPr>
-            <w:tcW w:type="dxa" w:w="2268"/>
+            <w:tcW w:type="dxa" w:w="2256"/>
             <w:vAlign w:val="center"/>
           </w:tcPr>
           <w:p>
-            <w:r/>
+            <w:pPr>
+              <w:spacing w:line="360" w:lineRule="auto"/>
+              <w:jc w:val="left"/>
+            </w:pPr>
+            <w:r>
+              <w:rPr>
+                <w:rFonts w:ascii="Times New Roman" w:hAnsi="Times New Roman" w:eastAsia="新细明体"/>
+                <w:b w:val="0"/>
+                <w:sz w:val="24"/>
+              </w:rPr>
+            </w:r>
           </w:p>
         </w:tc>
         <w:tc>
           <w:tcPr>
-            <w:tcW w:type="dxa" w:w="2268"/>
+            <w:tcW w:type="dxa" w:w="2256"/>
             <w:vAlign w:val="center"/>
           </w:tcPr>
           <w:p>
-            <w:r/>
+            <w:pPr>
+              <w:spacing w:line="360" w:lineRule="auto"/>
+              <w:jc w:val="left"/>
+            </w:pPr>
+            <w:r>
+              <w:rPr>
+                <w:rFonts w:ascii="Times New Roman" w:hAnsi="Times New Roman" w:eastAsia="新细明体"/>
+                <w:b w:val="0"/>
+                <w:sz w:val="24"/>
+              </w:rPr>
+            </w:r>
           </w:p>
         </w:tc>
         <w:tc>
           <w:tcPr>
-            <w:tcW w:type="dxa" w:w="2268"/>
+            <w:tcW w:type="dxa" w:w="2256"/>
             <w:vAlign w:val="center"/>
           </w:tcPr>
           <w:p>
-            <w:r/>
+            <w:pPr>
+              <w:spacing w:line="360" w:lineRule="auto"/>
+              <w:jc w:val="left"/>
+            </w:pPr>
+            <w:r>
+              <w:rPr>
+                <w:rFonts w:ascii="Times New Roman" w:hAnsi="Times New Roman" w:eastAsia="新细明体"/>
+                <w:b w:val="0"/>
+                <w:sz w:val="24"/>
+              </w:rPr>
+            </w:r>
           </w:p>
         </w:tc>
       </w:tr>
       <w:tr>
         <w:tc>
           <w:tcPr>
-            <w:tcW w:type="dxa" w:w="1701"/>
+            <w:tcW w:type="dxa" w:w="2256"/>
             <w:vAlign w:val="center"/>
           </w:tcPr>
           <w:p>
             <w:pPr>
-              <w:jc w:val="center"/>
+              <w:spacing w:line="360" w:lineRule="auto"/>
+              <w:jc w:val="left"/>
             </w:pPr>
-            <w:r/>
             <w:r>
               <w:rPr>
-                <w:sz w:val="22"/>
+                <w:rFonts w:ascii="Times New Roman" w:hAnsi="Times New Roman" w:eastAsia="新细明体"/>
+                <w:b w:val="0"/>
+                <w:sz w:val="24"/>
               </w:rPr>
               <w:t>胡雅琴</w:t>
             </w:r>
@@ -690,46 +1089,78 @@
         </w:tc>
         <w:tc>
           <w:tcPr>
-            <w:tcW w:type="dxa" w:w="2268"/>
+            <w:tcW w:type="dxa" w:w="2256"/>
             <w:vAlign w:val="center"/>
           </w:tcPr>
           <w:p>
-            <w:r/>
+            <w:pPr>
+              <w:spacing w:line="360" w:lineRule="auto"/>
+              <w:jc w:val="left"/>
+            </w:pPr>
+            <w:r>
+              <w:rPr>
+                <w:rFonts w:ascii="Times New Roman" w:hAnsi="Times New Roman" w:eastAsia="新细明体"/>
+                <w:b w:val="0"/>
+                <w:sz w:val="24"/>
+              </w:rPr>
+            </w:r>
           </w:p>
         </w:tc>
         <w:tc>
           <w:tcPr>
-            <w:tcW w:type="dxa" w:w="2268"/>
+            <w:tcW w:type="dxa" w:w="2256"/>
             <w:vAlign w:val="center"/>
           </w:tcPr>
           <w:p>
-            <w:r/>
+            <w:pPr>
+              <w:spacing w:line="360" w:lineRule="auto"/>
+              <w:jc w:val="left"/>
+            </w:pPr>
+            <w:r>
+              <w:rPr>
+                <w:rFonts w:ascii="Times New Roman" w:hAnsi="Times New Roman" w:eastAsia="新细明体"/>
+                <w:b w:val="0"/>
+                <w:sz w:val="24"/>
+              </w:rPr>
+            </w:r>
           </w:p>
         </w:tc>
         <w:tc>
           <w:tcPr>
-            <w:tcW w:type="dxa" w:w="2268"/>
+            <w:tcW w:type="dxa" w:w="2256"/>
             <w:vAlign w:val="center"/>
           </w:tcPr>
           <w:p>
-            <w:r/>
+            <w:pPr>
+              <w:spacing w:line="360" w:lineRule="auto"/>
+              <w:jc w:val="left"/>
+            </w:pPr>
+            <w:r>
+              <w:rPr>
+                <w:rFonts w:ascii="Times New Roman" w:hAnsi="Times New Roman" w:eastAsia="新细明体"/>
+                <w:b w:val="0"/>
+                <w:sz w:val="24"/>
+              </w:rPr>
+            </w:r>
           </w:p>
         </w:tc>
       </w:tr>
       <w:tr>
         <w:tc>
           <w:tcPr>
-            <w:tcW w:type="dxa" w:w="1701"/>
+            <w:tcW w:type="dxa" w:w="2256"/>
             <w:vAlign w:val="center"/>
           </w:tcPr>
           <w:p>
             <w:pPr>
-              <w:jc w:val="center"/>
+              <w:spacing w:line="360" w:lineRule="auto"/>
+              <w:jc w:val="left"/>
             </w:pPr>
-            <w:r/>
             <w:r>
               <w:rPr>
-                <w:sz w:val="22"/>
+                <w:rFonts w:ascii="Times New Roman" w:hAnsi="Times New Roman" w:eastAsia="新细明体"/>
+                <w:b w:val="0"/>
+                <w:sz w:val="24"/>
               </w:rPr>
               <w:t>林振宇</w:t>
             </w:r>
@@ -737,46 +1168,78 @@
         </w:tc>
         <w:tc>
           <w:tcPr>
-            <w:tcW w:type="dxa" w:w="2268"/>
+            <w:tcW w:type="dxa" w:w="2256"/>
             <w:vAlign w:val="center"/>
           </w:tcPr>
           <w:p>
-            <w:r/>
+            <w:pPr>
+              <w:spacing w:line="360" w:lineRule="auto"/>
+              <w:jc w:val="left"/>
+            </w:pPr>
+            <w:r>
+              <w:rPr>
+                <w:rFonts w:ascii="Times New Roman" w:hAnsi="Times New Roman" w:eastAsia="新细明体"/>
+                <w:b w:val="0"/>
+                <w:sz w:val="24"/>
+              </w:rPr>
+            </w:r>
           </w:p>
         </w:tc>
         <w:tc>
           <w:tcPr>
-            <w:tcW w:type="dxa" w:w="2268"/>
+            <w:tcW w:type="dxa" w:w="2256"/>
             <w:vAlign w:val="center"/>
           </w:tcPr>
           <w:p>
-            <w:r/>
+            <w:pPr>
+              <w:spacing w:line="360" w:lineRule="auto"/>
+              <w:jc w:val="left"/>
+            </w:pPr>
+            <w:r>
+              <w:rPr>
+                <w:rFonts w:ascii="Times New Roman" w:hAnsi="Times New Roman" w:eastAsia="新细明体"/>
+                <w:b w:val="0"/>
+                <w:sz w:val="24"/>
+              </w:rPr>
+            </w:r>
           </w:p>
         </w:tc>
         <w:tc>
           <w:tcPr>
-            <w:tcW w:type="dxa" w:w="2268"/>
+            <w:tcW w:type="dxa" w:w="2256"/>
             <w:vAlign w:val="center"/>
           </w:tcPr>
           <w:p>
-            <w:r/>
+            <w:pPr>
+              <w:spacing w:line="360" w:lineRule="auto"/>
+              <w:jc w:val="left"/>
+            </w:pPr>
+            <w:r>
+              <w:rPr>
+                <w:rFonts w:ascii="Times New Roman" w:hAnsi="Times New Roman" w:eastAsia="新细明体"/>
+                <w:b w:val="0"/>
+                <w:sz w:val="24"/>
+              </w:rPr>
+            </w:r>
           </w:p>
         </w:tc>
       </w:tr>
       <w:tr>
         <w:tc>
           <w:tcPr>
-            <w:tcW w:type="dxa" w:w="1701"/>
+            <w:tcW w:type="dxa" w:w="2256"/>
             <w:vAlign w:val="center"/>
           </w:tcPr>
           <w:p>
             <w:pPr>
-              <w:jc w:val="center"/>
+              <w:spacing w:line="360" w:lineRule="auto"/>
+              <w:jc w:val="left"/>
             </w:pPr>
-            <w:r/>
             <w:r>
               <w:rPr>
-                <w:sz w:val="22"/>
+                <w:rFonts w:ascii="Times New Roman" w:hAnsi="Times New Roman" w:eastAsia="新细明体"/>
+                <w:b w:val="0"/>
+                <w:sz w:val="24"/>
               </w:rPr>
               <w:t>何雪梅</w:t>
             </w:r>
@@ -784,46 +1247,78 @@
         </w:tc>
         <w:tc>
           <w:tcPr>
-            <w:tcW w:type="dxa" w:w="2268"/>
+            <w:tcW w:type="dxa" w:w="2256"/>
             <w:vAlign w:val="center"/>
           </w:tcPr>
           <w:p>
-            <w:r/>
+            <w:pPr>
+              <w:spacing w:line="360" w:lineRule="auto"/>
+              <w:jc w:val="left"/>
+            </w:pPr>
+            <w:r>
+              <w:rPr>
+                <w:rFonts w:ascii="Times New Roman" w:hAnsi="Times New Roman" w:eastAsia="新细明体"/>
+                <w:b w:val="0"/>
+                <w:sz w:val="24"/>
+              </w:rPr>
+            </w:r>
           </w:p>
         </w:tc>
         <w:tc>
           <w:tcPr>
-            <w:tcW w:type="dxa" w:w="2268"/>
+            <w:tcW w:type="dxa" w:w="2256"/>
             <w:vAlign w:val="center"/>
           </w:tcPr>
           <w:p>
-            <w:r/>
+            <w:pPr>
+              <w:spacing w:line="360" w:lineRule="auto"/>
+              <w:jc w:val="left"/>
+            </w:pPr>
+            <w:r>
+              <w:rPr>
+                <w:rFonts w:ascii="Times New Roman" w:hAnsi="Times New Roman" w:eastAsia="新细明体"/>
+                <w:b w:val="0"/>
+                <w:sz w:val="24"/>
+              </w:rPr>
+            </w:r>
           </w:p>
         </w:tc>
         <w:tc>
           <w:tcPr>
-            <w:tcW w:type="dxa" w:w="2268"/>
+            <w:tcW w:type="dxa" w:w="2256"/>
             <w:vAlign w:val="center"/>
           </w:tcPr>
           <w:p>
-            <w:r/>
+            <w:pPr>
+              <w:spacing w:line="360" w:lineRule="auto"/>
+              <w:jc w:val="left"/>
+            </w:pPr>
+            <w:r>
+              <w:rPr>
+                <w:rFonts w:ascii="Times New Roman" w:hAnsi="Times New Roman" w:eastAsia="新细明体"/>
+                <w:b w:val="0"/>
+                <w:sz w:val="24"/>
+              </w:rPr>
+            </w:r>
           </w:p>
         </w:tc>
       </w:tr>
       <w:tr>
         <w:tc>
           <w:tcPr>
-            <w:tcW w:type="dxa" w:w="1701"/>
+            <w:tcW w:type="dxa" w:w="2256"/>
             <w:vAlign w:val="center"/>
           </w:tcPr>
           <w:p>
             <w:pPr>
-              <w:jc w:val="center"/>
+              <w:spacing w:line="360" w:lineRule="auto"/>
+              <w:jc w:val="left"/>
             </w:pPr>
-            <w:r/>
             <w:r>
               <w:rPr>
-                <w:sz w:val="22"/>
+                <w:rFonts w:ascii="Times New Roman" w:hAnsi="Times New Roman" w:eastAsia="新细明体"/>
+                <w:b w:val="0"/>
+                <w:sz w:val="24"/>
               </w:rPr>
               <w:t>赵桂芳</w:t>
             </w:r>
@@ -831,46 +1326,78 @@
         </w:tc>
         <w:tc>
           <w:tcPr>
-            <w:tcW w:type="dxa" w:w="2268"/>
+            <w:tcW w:type="dxa" w:w="2256"/>
             <w:vAlign w:val="center"/>
           </w:tcPr>
           <w:p>
-            <w:r/>
+            <w:pPr>
+              <w:spacing w:line="360" w:lineRule="auto"/>
+              <w:jc w:val="left"/>
+            </w:pPr>
+            <w:r>
+              <w:rPr>
+                <w:rFonts w:ascii="Times New Roman" w:hAnsi="Times New Roman" w:eastAsia="新细明体"/>
+                <w:b w:val="0"/>
+                <w:sz w:val="24"/>
+              </w:rPr>
+            </w:r>
           </w:p>
         </w:tc>
         <w:tc>
           <w:tcPr>
-            <w:tcW w:type="dxa" w:w="2268"/>
+            <w:tcW w:type="dxa" w:w="2256"/>
             <w:vAlign w:val="center"/>
           </w:tcPr>
           <w:p>
-            <w:r/>
+            <w:pPr>
+              <w:spacing w:line="360" w:lineRule="auto"/>
+              <w:jc w:val="left"/>
+            </w:pPr>
+            <w:r>
+              <w:rPr>
+                <w:rFonts w:ascii="Times New Roman" w:hAnsi="Times New Roman" w:eastAsia="新细明体"/>
+                <w:b w:val="0"/>
+                <w:sz w:val="24"/>
+              </w:rPr>
+            </w:r>
           </w:p>
         </w:tc>
         <w:tc>
           <w:tcPr>
-            <w:tcW w:type="dxa" w:w="2268"/>
+            <w:tcW w:type="dxa" w:w="2256"/>
             <w:vAlign w:val="center"/>
           </w:tcPr>
           <w:p>
-            <w:r/>
+            <w:pPr>
+              <w:spacing w:line="360" w:lineRule="auto"/>
+              <w:jc w:val="left"/>
+            </w:pPr>
+            <w:r>
+              <w:rPr>
+                <w:rFonts w:ascii="Times New Roman" w:hAnsi="Times New Roman" w:eastAsia="新细明体"/>
+                <w:b w:val="0"/>
+                <w:sz w:val="24"/>
+              </w:rPr>
+            </w:r>
           </w:p>
         </w:tc>
       </w:tr>
       <w:tr>
         <w:tc>
           <w:tcPr>
-            <w:tcW w:type="dxa" w:w="1701"/>
+            <w:tcW w:type="dxa" w:w="2256"/>
             <w:vAlign w:val="center"/>
           </w:tcPr>
           <w:p>
             <w:pPr>
-              <w:jc w:val="center"/>
+              <w:spacing w:line="360" w:lineRule="auto"/>
+              <w:jc w:val="left"/>
             </w:pPr>
-            <w:r/>
             <w:r>
               <w:rPr>
-                <w:sz w:val="22"/>
+                <w:rFonts w:ascii="Times New Roman" w:hAnsi="Times New Roman" w:eastAsia="新细明体"/>
+                <w:b w:val="0"/>
+                <w:sz w:val="24"/>
               </w:rPr>
               <w:t>钱国梁</w:t>
             </w:r>
@@ -878,46 +1405,78 @@
         </w:tc>
         <w:tc>
           <w:tcPr>
-            <w:tcW w:type="dxa" w:w="2268"/>
+            <w:tcW w:type="dxa" w:w="2256"/>
             <w:vAlign w:val="center"/>
           </w:tcPr>
           <w:p>
-            <w:r/>
+            <w:pPr>
+              <w:spacing w:line="360" w:lineRule="auto"/>
+              <w:jc w:val="left"/>
+            </w:pPr>
+            <w:r>
+              <w:rPr>
+                <w:rFonts w:ascii="Times New Roman" w:hAnsi="Times New Roman" w:eastAsia="新细明体"/>
+                <w:b w:val="0"/>
+                <w:sz w:val="24"/>
+              </w:rPr>
+            </w:r>
           </w:p>
         </w:tc>
         <w:tc>
           <w:tcPr>
-            <w:tcW w:type="dxa" w:w="2268"/>
+            <w:tcW w:type="dxa" w:w="2256"/>
             <w:vAlign w:val="center"/>
           </w:tcPr>
           <w:p>
-            <w:r/>
+            <w:pPr>
+              <w:spacing w:line="360" w:lineRule="auto"/>
+              <w:jc w:val="left"/>
+            </w:pPr>
+            <w:r>
+              <w:rPr>
+                <w:rFonts w:ascii="Times New Roman" w:hAnsi="Times New Roman" w:eastAsia="新细明体"/>
+                <w:b w:val="0"/>
+                <w:sz w:val="24"/>
+              </w:rPr>
+            </w:r>
           </w:p>
         </w:tc>
         <w:tc>
           <w:tcPr>
-            <w:tcW w:type="dxa" w:w="2268"/>
+            <w:tcW w:type="dxa" w:w="2256"/>
             <w:vAlign w:val="center"/>
           </w:tcPr>
           <w:p>
-            <w:r/>
+            <w:pPr>
+              <w:spacing w:line="360" w:lineRule="auto"/>
+              <w:jc w:val="left"/>
+            </w:pPr>
+            <w:r>
+              <w:rPr>
+                <w:rFonts w:ascii="Times New Roman" w:hAnsi="Times New Roman" w:eastAsia="新细明体"/>
+                <w:b w:val="0"/>
+                <w:sz w:val="24"/>
+              </w:rPr>
+            </w:r>
           </w:p>
         </w:tc>
       </w:tr>
       <w:tr>
         <w:tc>
           <w:tcPr>
-            <w:tcW w:type="dxa" w:w="1701"/>
+            <w:tcW w:type="dxa" w:w="2256"/>
             <w:vAlign w:val="center"/>
           </w:tcPr>
           <w:p>
             <w:pPr>
-              <w:jc w:val="center"/>
+              <w:spacing w:line="360" w:lineRule="auto"/>
+              <w:jc w:val="left"/>
             </w:pPr>
-            <w:r/>
             <w:r>
               <w:rPr>
-                <w:sz w:val="22"/>
+                <w:rFonts w:ascii="Times New Roman" w:hAnsi="Times New Roman" w:eastAsia="新细明体"/>
+                <w:b w:val="0"/>
+                <w:sz w:val="24"/>
               </w:rPr>
               <w:t>冯素娟</w:t>
             </w:r>
@@ -925,46 +1484,78 @@
         </w:tc>
         <w:tc>
           <w:tcPr>
-            <w:tcW w:type="dxa" w:w="2268"/>
+            <w:tcW w:type="dxa" w:w="2256"/>
             <w:vAlign w:val="center"/>
           </w:tcPr>
           <w:p>
-            <w:r/>
+            <w:pPr>
+              <w:spacing w:line="360" w:lineRule="auto"/>
+              <w:jc w:val="left"/>
+            </w:pPr>
+            <w:r>
+              <w:rPr>
+                <w:rFonts w:ascii="Times New Roman" w:hAnsi="Times New Roman" w:eastAsia="新细明体"/>
+                <w:b w:val="0"/>
+                <w:sz w:val="24"/>
+              </w:rPr>
+            </w:r>
           </w:p>
         </w:tc>
         <w:tc>
           <w:tcPr>
-            <w:tcW w:type="dxa" w:w="2268"/>
+            <w:tcW w:type="dxa" w:w="2256"/>
             <w:vAlign w:val="center"/>
           </w:tcPr>
           <w:p>
-            <w:r/>
+            <w:pPr>
+              <w:spacing w:line="360" w:lineRule="auto"/>
+              <w:jc w:val="left"/>
+            </w:pPr>
+            <w:r>
+              <w:rPr>
+                <w:rFonts w:ascii="Times New Roman" w:hAnsi="Times New Roman" w:eastAsia="新细明体"/>
+                <w:b w:val="0"/>
+                <w:sz w:val="24"/>
+              </w:rPr>
+            </w:r>
           </w:p>
         </w:tc>
         <w:tc>
           <w:tcPr>
-            <w:tcW w:type="dxa" w:w="2268"/>
+            <w:tcW w:type="dxa" w:w="2256"/>
             <w:vAlign w:val="center"/>
           </w:tcPr>
           <w:p>
-            <w:r/>
+            <w:pPr>
+              <w:spacing w:line="360" w:lineRule="auto"/>
+              <w:jc w:val="left"/>
+            </w:pPr>
+            <w:r>
+              <w:rPr>
+                <w:rFonts w:ascii="Times New Roman" w:hAnsi="Times New Roman" w:eastAsia="新细明体"/>
+                <w:b w:val="0"/>
+                <w:sz w:val="24"/>
+              </w:rPr>
+            </w:r>
           </w:p>
         </w:tc>
       </w:tr>
       <w:tr>
         <w:tc>
           <w:tcPr>
-            <w:tcW w:type="dxa" w:w="1701"/>
+            <w:tcW w:type="dxa" w:w="2256"/>
             <w:vAlign w:val="center"/>
           </w:tcPr>
           <w:p>
             <w:pPr>
-              <w:jc w:val="center"/>
+              <w:spacing w:line="360" w:lineRule="auto"/>
+              <w:jc w:val="left"/>
             </w:pPr>
-            <w:r/>
             <w:r>
               <w:rPr>
-                <w:sz w:val="22"/>
+                <w:rFonts w:ascii="Times New Roman" w:hAnsi="Times New Roman" w:eastAsia="新细明体"/>
+                <w:b w:val="0"/>
+                <w:sz w:val="24"/>
               </w:rPr>
               <w:t>蒋立新</w:t>
             </w:r>
@@ -972,46 +1563,78 @@
         </w:tc>
         <w:tc>
           <w:tcPr>
-            <w:tcW w:type="dxa" w:w="2268"/>
+            <w:tcW w:type="dxa" w:w="2256"/>
             <w:vAlign w:val="center"/>
           </w:tcPr>
           <w:p>
-            <w:r/>
+            <w:pPr>
+              <w:spacing w:line="360" w:lineRule="auto"/>
+              <w:jc w:val="left"/>
+            </w:pPr>
+            <w:r>
+              <w:rPr>
+                <w:rFonts w:ascii="Times New Roman" w:hAnsi="Times New Roman" w:eastAsia="新细明体"/>
+                <w:b w:val="0"/>
+                <w:sz w:val="24"/>
+              </w:rPr>
+            </w:r>
           </w:p>
         </w:tc>
         <w:tc>
           <w:tcPr>
-            <w:tcW w:type="dxa" w:w="2268"/>
+            <w:tcW w:type="dxa" w:w="2256"/>
             <w:vAlign w:val="center"/>
           </w:tcPr>
           <w:p>
-            <w:r/>
+            <w:pPr>
+              <w:spacing w:line="360" w:lineRule="auto"/>
+              <w:jc w:val="left"/>
+            </w:pPr>
+            <w:r>
+              <w:rPr>
+                <w:rFonts w:ascii="Times New Roman" w:hAnsi="Times New Roman" w:eastAsia="新细明体"/>
+                <w:b w:val="0"/>
+                <w:sz w:val="24"/>
+              </w:rPr>
+            </w:r>
           </w:p>
         </w:tc>
         <w:tc>
           <w:tcPr>
-            <w:tcW w:type="dxa" w:w="2268"/>
+            <w:tcW w:type="dxa" w:w="2256"/>
             <w:vAlign w:val="center"/>
           </w:tcPr>
           <w:p>
-            <w:r/>
+            <w:pPr>
+              <w:spacing w:line="360" w:lineRule="auto"/>
+              <w:jc w:val="left"/>
+            </w:pPr>
+            <w:r>
+              <w:rPr>
+                <w:rFonts w:ascii="Times New Roman" w:hAnsi="Times New Roman" w:eastAsia="新细明体"/>
+                <w:b w:val="0"/>
+                <w:sz w:val="24"/>
+              </w:rPr>
+            </w:r>
           </w:p>
         </w:tc>
       </w:tr>
       <w:tr>
         <w:tc>
           <w:tcPr>
-            <w:tcW w:type="dxa" w:w="1701"/>
+            <w:tcW w:type="dxa" w:w="2256"/>
             <w:vAlign w:val="center"/>
           </w:tcPr>
           <w:p>
             <w:pPr>
-              <w:jc w:val="center"/>
+              <w:spacing w:line="360" w:lineRule="auto"/>
+              <w:jc w:val="left"/>
             </w:pPr>
-            <w:r/>
             <w:r>
               <w:rPr>
-                <w:sz w:val="22"/>
+                <w:rFonts w:ascii="Times New Roman" w:hAnsi="Times New Roman" w:eastAsia="新细明体"/>
+                <w:b w:val="0"/>
+                <w:sz w:val="24"/>
               </w:rPr>
               <w:t>沈玉芳</w:t>
             </w:r>
@@ -1019,46 +1642,78 @@
         </w:tc>
         <w:tc>
           <w:tcPr>
-            <w:tcW w:type="dxa" w:w="2268"/>
+            <w:tcW w:type="dxa" w:w="2256"/>
             <w:vAlign w:val="center"/>
           </w:tcPr>
           <w:p>
-            <w:r/>
+            <w:pPr>
+              <w:spacing w:line="360" w:lineRule="auto"/>
+              <w:jc w:val="left"/>
+            </w:pPr>
+            <w:r>
+              <w:rPr>
+                <w:rFonts w:ascii="Times New Roman" w:hAnsi="Times New Roman" w:eastAsia="新细明体"/>
+                <w:b w:val="0"/>
+                <w:sz w:val="24"/>
+              </w:rPr>
+            </w:r>
           </w:p>
         </w:tc>
         <w:tc>
           <w:tcPr>
-            <w:tcW w:type="dxa" w:w="2268"/>
+            <w:tcW w:type="dxa" w:w="2256"/>
             <w:vAlign w:val="center"/>
           </w:tcPr>
           <w:p>
-            <w:r/>
+            <w:pPr>
+              <w:spacing w:line="360" w:lineRule="auto"/>
+              <w:jc w:val="left"/>
+            </w:pPr>
+            <w:r>
+              <w:rPr>
+                <w:rFonts w:ascii="Times New Roman" w:hAnsi="Times New Roman" w:eastAsia="新细明体"/>
+                <w:b w:val="0"/>
+                <w:sz w:val="24"/>
+              </w:rPr>
+            </w:r>
           </w:p>
         </w:tc>
         <w:tc>
           <w:tcPr>
-            <w:tcW w:type="dxa" w:w="2268"/>
+            <w:tcW w:type="dxa" w:w="2256"/>
             <w:vAlign w:val="center"/>
           </w:tcPr>
           <w:p>
-            <w:r/>
+            <w:pPr>
+              <w:spacing w:line="360" w:lineRule="auto"/>
+              <w:jc w:val="left"/>
+            </w:pPr>
+            <w:r>
+              <w:rPr>
+                <w:rFonts w:ascii="Times New Roman" w:hAnsi="Times New Roman" w:eastAsia="新细明体"/>
+                <w:b w:val="0"/>
+                <w:sz w:val="24"/>
+              </w:rPr>
+            </w:r>
           </w:p>
         </w:tc>
       </w:tr>
       <w:tr>
         <w:tc>
           <w:tcPr>
-            <w:tcW w:type="dxa" w:w="1701"/>
+            <w:tcW w:type="dxa" w:w="2256"/>
             <w:vAlign w:val="center"/>
           </w:tcPr>
           <w:p>
             <w:pPr>
-              <w:jc w:val="center"/>
+              <w:spacing w:line="360" w:lineRule="auto"/>
+              <w:jc w:val="left"/>
             </w:pPr>
-            <w:r/>
             <w:r>
               <w:rPr>
-                <w:sz w:val="22"/>
+                <w:rFonts w:ascii="Times New Roman" w:hAnsi="Times New Roman" w:eastAsia="新细明体"/>
+                <w:b w:val="0"/>
+                <w:sz w:val="24"/>
               </w:rPr>
               <w:t>韩志远</w:t>
             </w:r>
@@ -1066,46 +1721,78 @@
         </w:tc>
         <w:tc>
           <w:tcPr>
-            <w:tcW w:type="dxa" w:w="2268"/>
+            <w:tcW w:type="dxa" w:w="2256"/>
             <w:vAlign w:val="center"/>
           </w:tcPr>
           <w:p>
-            <w:r/>
+            <w:pPr>
+              <w:spacing w:line="360" w:lineRule="auto"/>
+              <w:jc w:val="left"/>
+            </w:pPr>
+            <w:r>
+              <w:rPr>
+                <w:rFonts w:ascii="Times New Roman" w:hAnsi="Times New Roman" w:eastAsia="新细明体"/>
+                <w:b w:val="0"/>
+                <w:sz w:val="24"/>
+              </w:rPr>
+            </w:r>
           </w:p>
         </w:tc>
         <w:tc>
           <w:tcPr>
-            <w:tcW w:type="dxa" w:w="2268"/>
+            <w:tcW w:type="dxa" w:w="2256"/>
             <w:vAlign w:val="center"/>
           </w:tcPr>
           <w:p>
-            <w:r/>
+            <w:pPr>
+              <w:spacing w:line="360" w:lineRule="auto"/>
+              <w:jc w:val="left"/>
+            </w:pPr>
+            <w:r>
+              <w:rPr>
+                <w:rFonts w:ascii="Times New Roman" w:hAnsi="Times New Roman" w:eastAsia="新细明体"/>
+                <w:b w:val="0"/>
+                <w:sz w:val="24"/>
+              </w:rPr>
+            </w:r>
           </w:p>
         </w:tc>
         <w:tc>
           <w:tcPr>
-            <w:tcW w:type="dxa" w:w="2268"/>
+            <w:tcW w:type="dxa" w:w="2256"/>
             <w:vAlign w:val="center"/>
           </w:tcPr>
           <w:p>
-            <w:r/>
+            <w:pPr>
+              <w:spacing w:line="360" w:lineRule="auto"/>
+              <w:jc w:val="left"/>
+            </w:pPr>
+            <w:r>
+              <w:rPr>
+                <w:rFonts w:ascii="Times New Roman" w:hAnsi="Times New Roman" w:eastAsia="新细明体"/>
+                <w:b w:val="0"/>
+                <w:sz w:val="24"/>
+              </w:rPr>
+            </w:r>
           </w:p>
         </w:tc>
       </w:tr>
       <w:tr>
         <w:tc>
           <w:tcPr>
-            <w:tcW w:type="dxa" w:w="1701"/>
+            <w:tcW w:type="dxa" w:w="2256"/>
             <w:vAlign w:val="center"/>
           </w:tcPr>
           <w:p>
             <w:pPr>
-              <w:jc w:val="center"/>
+              <w:spacing w:line="360" w:lineRule="auto"/>
+              <w:jc w:val="left"/>
             </w:pPr>
-            <w:r/>
             <w:r>
               <w:rPr>
-                <w:sz w:val="22"/>
+                <w:rFonts w:ascii="Times New Roman" w:hAnsi="Times New Roman" w:eastAsia="新细明体"/>
+                <w:b w:val="0"/>
+                <w:sz w:val="24"/>
               </w:rPr>
               <w:t>杨彩凤</w:t>
             </w:r>
@@ -1113,46 +1800,78 @@
         </w:tc>
         <w:tc>
           <w:tcPr>
-            <w:tcW w:type="dxa" w:w="2268"/>
+            <w:tcW w:type="dxa" w:w="2256"/>
             <w:vAlign w:val="center"/>
           </w:tcPr>
           <w:p>
-            <w:r/>
+            <w:pPr>
+              <w:spacing w:line="360" w:lineRule="auto"/>
+              <w:jc w:val="left"/>
+            </w:pPr>
+            <w:r>
+              <w:rPr>
+                <w:rFonts w:ascii="Times New Roman" w:hAnsi="Times New Roman" w:eastAsia="新细明体"/>
+                <w:b w:val="0"/>
+                <w:sz w:val="24"/>
+              </w:rPr>
+            </w:r>
           </w:p>
         </w:tc>
         <w:tc>
           <w:tcPr>
-            <w:tcW w:type="dxa" w:w="2268"/>
+            <w:tcW w:type="dxa" w:w="2256"/>
             <w:vAlign w:val="center"/>
           </w:tcPr>
           <w:p>
-            <w:r/>
+            <w:pPr>
+              <w:spacing w:line="360" w:lineRule="auto"/>
+              <w:jc w:val="left"/>
+            </w:pPr>
+            <w:r>
+              <w:rPr>
+                <w:rFonts w:ascii="Times New Roman" w:hAnsi="Times New Roman" w:eastAsia="新细明体"/>
+                <w:b w:val="0"/>
+                <w:sz w:val="24"/>
+              </w:rPr>
+            </w:r>
           </w:p>
         </w:tc>
         <w:tc>
           <w:tcPr>
-            <w:tcW w:type="dxa" w:w="2268"/>
+            <w:tcW w:type="dxa" w:w="2256"/>
             <w:vAlign w:val="center"/>
           </w:tcPr>
           <w:p>
-            <w:r/>
+            <w:pPr>
+              <w:spacing w:line="360" w:lineRule="auto"/>
+              <w:jc w:val="left"/>
+            </w:pPr>
+            <w:r>
+              <w:rPr>
+                <w:rFonts w:ascii="Times New Roman" w:hAnsi="Times New Roman" w:eastAsia="新细明体"/>
+                <w:b w:val="0"/>
+                <w:sz w:val="24"/>
+              </w:rPr>
+            </w:r>
           </w:p>
         </w:tc>
       </w:tr>
       <w:tr>
         <w:tc>
           <w:tcPr>
-            <w:tcW w:type="dxa" w:w="1701"/>
+            <w:tcW w:type="dxa" w:w="2256"/>
             <w:vAlign w:val="center"/>
           </w:tcPr>
           <w:p>
             <w:pPr>
-              <w:jc w:val="center"/>
+              <w:spacing w:line="360" w:lineRule="auto"/>
+              <w:jc w:val="left"/>
             </w:pPr>
-            <w:r/>
             <w:r>
               <w:rPr>
-                <w:sz w:val="22"/>
+                <w:rFonts w:ascii="Times New Roman" w:hAnsi="Times New Roman" w:eastAsia="新细明体"/>
+                <w:b w:val="0"/>
+                <w:sz w:val="24"/>
               </w:rPr>
               <w:t>唐文彬</w:t>
             </w:r>
@@ -1160,46 +1879,78 @@
         </w:tc>
         <w:tc>
           <w:tcPr>
-            <w:tcW w:type="dxa" w:w="2268"/>
+            <w:tcW w:type="dxa" w:w="2256"/>
             <w:vAlign w:val="center"/>
           </w:tcPr>
           <w:p>
-            <w:r/>
+            <w:pPr>
+              <w:spacing w:line="360" w:lineRule="auto"/>
+              <w:jc w:val="left"/>
+            </w:pPr>
+            <w:r>
+              <w:rPr>
+                <w:rFonts w:ascii="Times New Roman" w:hAnsi="Times New Roman" w:eastAsia="新细明体"/>
+                <w:b w:val="0"/>
+                <w:sz w:val="24"/>
+              </w:rPr>
+            </w:r>
           </w:p>
         </w:tc>
         <w:tc>
           <w:tcPr>
-            <w:tcW w:type="dxa" w:w="2268"/>
+            <w:tcW w:type="dxa" w:w="2256"/>
             <w:vAlign w:val="center"/>
           </w:tcPr>
           <w:p>
-            <w:r/>
+            <w:pPr>
+              <w:spacing w:line="360" w:lineRule="auto"/>
+              <w:jc w:val="left"/>
+            </w:pPr>
+            <w:r>
+              <w:rPr>
+                <w:rFonts w:ascii="Times New Roman" w:hAnsi="Times New Roman" w:eastAsia="新细明体"/>
+                <w:b w:val="0"/>
+                <w:sz w:val="24"/>
+              </w:rPr>
+            </w:r>
           </w:p>
         </w:tc>
         <w:tc>
           <w:tcPr>
-            <w:tcW w:type="dxa" w:w="2268"/>
+            <w:tcW w:type="dxa" w:w="2256"/>
             <w:vAlign w:val="center"/>
           </w:tcPr>
           <w:p>
-            <w:r/>
+            <w:pPr>
+              <w:spacing w:line="360" w:lineRule="auto"/>
+              <w:jc w:val="left"/>
+            </w:pPr>
+            <w:r>
+              <w:rPr>
+                <w:rFonts w:ascii="Times New Roman" w:hAnsi="Times New Roman" w:eastAsia="新细明体"/>
+                <w:b w:val="0"/>
+                <w:sz w:val="24"/>
+              </w:rPr>
+            </w:r>
           </w:p>
         </w:tc>
       </w:tr>
       <w:tr>
         <w:tc>
           <w:tcPr>
-            <w:tcW w:type="dxa" w:w="1701"/>
+            <w:tcW w:type="dxa" w:w="2256"/>
             <w:vAlign w:val="center"/>
           </w:tcPr>
           <w:p>
             <w:pPr>
-              <w:jc w:val="center"/>
+              <w:spacing w:line="360" w:lineRule="auto"/>
+              <w:jc w:val="left"/>
             </w:pPr>
-            <w:r/>
             <w:r>
               <w:rPr>
-                <w:sz w:val="22"/>
+                <w:rFonts w:ascii="Times New Roman" w:hAnsi="Times New Roman" w:eastAsia="新细明体"/>
+                <w:b w:val="0"/>
+                <w:sz w:val="24"/>
               </w:rPr>
               <w:t>曹慧珍</w:t>
             </w:r>
@@ -1207,46 +1958,78 @@
         </w:tc>
         <w:tc>
           <w:tcPr>
-            <w:tcW w:type="dxa" w:w="2268"/>
+            <w:tcW w:type="dxa" w:w="2256"/>
             <w:vAlign w:val="center"/>
           </w:tcPr>
           <w:p>
-            <w:r/>
+            <w:pPr>
+              <w:spacing w:line="360" w:lineRule="auto"/>
+              <w:jc w:val="left"/>
+            </w:pPr>
+            <w:r>
+              <w:rPr>
+                <w:rFonts w:ascii="Times New Roman" w:hAnsi="Times New Roman" w:eastAsia="新细明体"/>
+                <w:b w:val="0"/>
+                <w:sz w:val="24"/>
+              </w:rPr>
+            </w:r>
           </w:p>
         </w:tc>
         <w:tc>
           <w:tcPr>
-            <w:tcW w:type="dxa" w:w="2268"/>
+            <w:tcW w:type="dxa" w:w="2256"/>
             <w:vAlign w:val="center"/>
           </w:tcPr>
           <w:p>
-            <w:r/>
+            <w:pPr>
+              <w:spacing w:line="360" w:lineRule="auto"/>
+              <w:jc w:val="left"/>
+            </w:pPr>
+            <w:r>
+              <w:rPr>
+                <w:rFonts w:ascii="Times New Roman" w:hAnsi="Times New Roman" w:eastAsia="新细明体"/>
+                <w:b w:val="0"/>
+                <w:sz w:val="24"/>
+              </w:rPr>
+            </w:r>
           </w:p>
         </w:tc>
         <w:tc>
           <w:tcPr>
-            <w:tcW w:type="dxa" w:w="2268"/>
+            <w:tcW w:type="dxa" w:w="2256"/>
             <w:vAlign w:val="center"/>
           </w:tcPr>
           <w:p>
-            <w:r/>
+            <w:pPr>
+              <w:spacing w:line="360" w:lineRule="auto"/>
+              <w:jc w:val="left"/>
+            </w:pPr>
+            <w:r>
+              <w:rPr>
+                <w:rFonts w:ascii="Times New Roman" w:hAnsi="Times New Roman" w:eastAsia="新细明体"/>
+                <w:b w:val="0"/>
+                <w:sz w:val="24"/>
+              </w:rPr>
+            </w:r>
           </w:p>
         </w:tc>
       </w:tr>
       <w:tr>
         <w:tc>
           <w:tcPr>
-            <w:tcW w:type="dxa" w:w="1701"/>
+            <w:tcW w:type="dxa" w:w="2256"/>
             <w:vAlign w:val="center"/>
           </w:tcPr>
           <w:p>
             <w:pPr>
-              <w:jc w:val="center"/>
+              <w:spacing w:line="360" w:lineRule="auto"/>
+              <w:jc w:val="left"/>
             </w:pPr>
-            <w:r/>
             <w:r>
               <w:rPr>
-                <w:sz w:val="22"/>
+                <w:rFonts w:ascii="Times New Roman" w:hAnsi="Times New Roman" w:eastAsia="新细明体"/>
+                <w:b w:val="0"/>
+                <w:sz w:val="24"/>
               </w:rPr>
               <w:t>许建平</w:t>
             </w:r>
@@ -1254,46 +2037,78 @@
         </w:tc>
         <w:tc>
           <w:tcPr>
-            <w:tcW w:type="dxa" w:w="2268"/>
+            <w:tcW w:type="dxa" w:w="2256"/>
             <w:vAlign w:val="center"/>
           </w:tcPr>
           <w:p>
-            <w:r/>
+            <w:pPr>
+              <w:spacing w:line="360" w:lineRule="auto"/>
+              <w:jc w:val="left"/>
+            </w:pPr>
+            <w:r>
+              <w:rPr>
+                <w:rFonts w:ascii="Times New Roman" w:hAnsi="Times New Roman" w:eastAsia="新细明体"/>
+                <w:b w:val="0"/>
+                <w:sz w:val="24"/>
+              </w:rPr>
+            </w:r>
           </w:p>
         </w:tc>
         <w:tc>
           <w:tcPr>
-            <w:tcW w:type="dxa" w:w="2268"/>
+            <w:tcW w:type="dxa" w:w="2256"/>
             <w:vAlign w:val="center"/>
           </w:tcPr>
           <w:p>
-            <w:r/>
+            <w:pPr>
+              <w:spacing w:line="360" w:lineRule="auto"/>
+              <w:jc w:val="left"/>
+            </w:pPr>
+            <w:r>
+              <w:rPr>
+                <w:rFonts w:ascii="Times New Roman" w:hAnsi="Times New Roman" w:eastAsia="新细明体"/>
+                <w:b w:val="0"/>
+                <w:sz w:val="24"/>
+              </w:rPr>
+            </w:r>
           </w:p>
         </w:tc>
         <w:tc>
           <w:tcPr>
-            <w:tcW w:type="dxa" w:w="2268"/>
+            <w:tcW w:type="dxa" w:w="2256"/>
             <w:vAlign w:val="center"/>
           </w:tcPr>
           <w:p>
-            <w:r/>
+            <w:pPr>
+              <w:spacing w:line="360" w:lineRule="auto"/>
+              <w:jc w:val="left"/>
+            </w:pPr>
+            <w:r>
+              <w:rPr>
+                <w:rFonts w:ascii="Times New Roman" w:hAnsi="Times New Roman" w:eastAsia="新细明体"/>
+                <w:b w:val="0"/>
+                <w:sz w:val="24"/>
+              </w:rPr>
+            </w:r>
           </w:p>
         </w:tc>
       </w:tr>
       <w:tr>
         <w:tc>
           <w:tcPr>
-            <w:tcW w:type="dxa" w:w="1701"/>
+            <w:tcW w:type="dxa" w:w="2256"/>
             <w:vAlign w:val="center"/>
           </w:tcPr>
           <w:p>
             <w:pPr>
-              <w:jc w:val="center"/>
+              <w:spacing w:line="360" w:lineRule="auto"/>
+              <w:jc w:val="left"/>
             </w:pPr>
-            <w:r/>
             <w:r>
               <w:rPr>
-                <w:sz w:val="22"/>
+                <w:rFonts w:ascii="Times New Roman" w:hAnsi="Times New Roman" w:eastAsia="新细明体"/>
+                <w:b w:val="0"/>
+                <w:sz w:val="24"/>
               </w:rPr>
               <w:t>邓秀兰</w:t>
             </w:r>
@@ -1301,46 +2116,78 @@
         </w:tc>
         <w:tc>
           <w:tcPr>
-            <w:tcW w:type="dxa" w:w="2268"/>
+            <w:tcW w:type="dxa" w:w="2256"/>
             <w:vAlign w:val="center"/>
           </w:tcPr>
           <w:p>
-            <w:r/>
+            <w:pPr>
+              <w:spacing w:line="360" w:lineRule="auto"/>
+              <w:jc w:val="left"/>
+            </w:pPr>
+            <w:r>
+              <w:rPr>
+                <w:rFonts w:ascii="Times New Roman" w:hAnsi="Times New Roman" w:eastAsia="新细明体"/>
+                <w:b w:val="0"/>
+                <w:sz w:val="24"/>
+              </w:rPr>
+            </w:r>
           </w:p>
         </w:tc>
         <w:tc>
           <w:tcPr>
-            <w:tcW w:type="dxa" w:w="2268"/>
+            <w:tcW w:type="dxa" w:w="2256"/>
             <w:vAlign w:val="center"/>
           </w:tcPr>
           <w:p>
-            <w:r/>
+            <w:pPr>
+              <w:spacing w:line="360" w:lineRule="auto"/>
+              <w:jc w:val="left"/>
+            </w:pPr>
+            <w:r>
+              <w:rPr>
+                <w:rFonts w:ascii="Times New Roman" w:hAnsi="Times New Roman" w:eastAsia="新细明体"/>
+                <w:b w:val="0"/>
+                <w:sz w:val="24"/>
+              </w:rPr>
+            </w:r>
           </w:p>
         </w:tc>
         <w:tc>
           <w:tcPr>
-            <w:tcW w:type="dxa" w:w="2268"/>
+            <w:tcW w:type="dxa" w:w="2256"/>
             <w:vAlign w:val="center"/>
           </w:tcPr>
           <w:p>
-            <w:r/>
+            <w:pPr>
+              <w:spacing w:line="360" w:lineRule="auto"/>
+              <w:jc w:val="left"/>
+            </w:pPr>
+            <w:r>
+              <w:rPr>
+                <w:rFonts w:ascii="Times New Roman" w:hAnsi="Times New Roman" w:eastAsia="新细明体"/>
+                <w:b w:val="0"/>
+                <w:sz w:val="24"/>
+              </w:rPr>
+            </w:r>
           </w:p>
         </w:tc>
       </w:tr>
       <w:tr>
         <w:tc>
           <w:tcPr>
-            <w:tcW w:type="dxa" w:w="1701"/>
+            <w:tcW w:type="dxa" w:w="2256"/>
             <w:vAlign w:val="center"/>
           </w:tcPr>
           <w:p>
             <w:pPr>
-              <w:jc w:val="center"/>
+              <w:spacing w:line="360" w:lineRule="auto"/>
+              <w:jc w:val="left"/>
             </w:pPr>
-            <w:r/>
             <w:r>
               <w:rPr>
-                <w:sz w:val="22"/>
+                <w:rFonts w:ascii="Times New Roman" w:hAnsi="Times New Roman" w:eastAsia="新细明体"/>
+                <w:b w:val="0"/>
+                <w:sz w:val="24"/>
               </w:rPr>
               <w:t>罗国强</w:t>
             </w:r>
@@ -1348,41 +2195,93 @@
         </w:tc>
         <w:tc>
           <w:tcPr>
-            <w:tcW w:type="dxa" w:w="2268"/>
+            <w:tcW w:type="dxa" w:w="2256"/>
             <w:vAlign w:val="center"/>
           </w:tcPr>
           <w:p>
-            <w:r/>
+            <w:pPr>
+              <w:spacing w:line="360" w:lineRule="auto"/>
+              <w:jc w:val="left"/>
+            </w:pPr>
+            <w:r>
+              <w:rPr>
+                <w:rFonts w:ascii="Times New Roman" w:hAnsi="Times New Roman" w:eastAsia="新细明体"/>
+                <w:b w:val="0"/>
+                <w:sz w:val="24"/>
+              </w:rPr>
+            </w:r>
           </w:p>
         </w:tc>
         <w:tc>
           <w:tcPr>
-            <w:tcW w:type="dxa" w:w="2268"/>
+            <w:tcW w:type="dxa" w:w="2256"/>
             <w:vAlign w:val="center"/>
           </w:tcPr>
           <w:p>
-            <w:r/>
+            <w:pPr>
+              <w:spacing w:line="360" w:lineRule="auto"/>
+              <w:jc w:val="left"/>
+            </w:pPr>
+            <w:r>
+              <w:rPr>
+                <w:rFonts w:ascii="Times New Roman" w:hAnsi="Times New Roman" w:eastAsia="新细明体"/>
+                <w:b w:val="0"/>
+                <w:sz w:val="24"/>
+              </w:rPr>
+            </w:r>
           </w:p>
         </w:tc>
         <w:tc>
           <w:tcPr>
-            <w:tcW w:type="dxa" w:w="2268"/>
+            <w:tcW w:type="dxa" w:w="2256"/>
             <w:vAlign w:val="center"/>
           </w:tcPr>
           <w:p>
-            <w:r/>
+            <w:pPr>
+              <w:spacing w:line="360" w:lineRule="auto"/>
+              <w:jc w:val="left"/>
+            </w:pPr>
+            <w:r>
+              <w:rPr>
+                <w:rFonts w:ascii="Times New Roman" w:hAnsi="Times New Roman" w:eastAsia="新细明体"/>
+                <w:b w:val="0"/>
+                <w:sz w:val="24"/>
+              </w:rPr>
+            </w:r>
           </w:p>
         </w:tc>
       </w:tr>
     </w:tbl>
     <w:sectPr>
-      <w:pgSz w:w="12240" w:h="15840"/>
-      <w:pgMar w:top="1440" w:right="1800" w:bottom="1440" w:left="1800" w:header="720" w:footer="720" w:gutter="0"/>
+      <w:footerReference w:type="default" r:id="rId9"/>
+      <w:pgSz w:w="11906" w:h="16838"/>
+      <w:pgMar w:top="1440" w:right="1440" w:bottom="1440" w:left="1440" w:header="720" w:footer="720" w:gutter="0"/>
       <w:cols w:space="720"/>
       <w:docGrid w:linePitch="360"/>
     </w:sectPr>
   </w:body>
 </w:document>
+</file>
+
+<file path=word/footer1.xml><?xml version="1.0" encoding="utf-8"?>
+<w:ftr xmlns:m="http://schemas.openxmlformats.org/officeDocument/2006/math" xmlns:mc="http://schemas.openxmlformats.org/markup-compatibility/2006" xmlns:mo="http://schemas.microsoft.com/office/mac/office/2008/main" xmlns:mv="urn:schemas-microsoft-com:mac:vml" xmlns:o="urn:schemas-microsoft-com:office:office" xmlns:r="http://schemas.openxmlformats.org/officeDocument/2006/relationships" xmlns:v="urn:schemas-microsoft-com:vml" xmlns:w10="urn:schemas-microsoft-com:office:word" xmlns:w14="http://schemas.microsoft.com/office/word/2010/wordml" xmlns:w="http://schemas.openxmlformats.org/wordprocessingml/2006/main" xmlns:wne="http://schemas.microsoft.com/office/word/2006/wordml" xmlns:wp14="http://schemas.microsoft.com/office/word/2010/wordprocessingDrawing" xmlns:wp="http://schemas.openxmlformats.org/drawingml/2006/wordprocessingDrawing" xmlns:wpc="http://schemas.microsoft.com/office/word/2010/wordprocessingCanvas" xmlns:wpg="http://schemas.microsoft.com/office/word/2010/wordprocessingGroup" xmlns:wpi="http://schemas.microsoft.com/office/word/2010/wordprocessingInk" xmlns:wps="http://schemas.microsoft.com/office/word/2010/wordprocessingShape" mc:Ignorable="w14 wp14">
+  <w:p>
+    <w:pPr>
+      <w:pStyle w:val="Footer"/>
+      <w:jc w:val="right"/>
+    </w:pPr>
+    <w:r>
+      <w:rPr>
+        <w:rFonts w:ascii="Times New Roman" w:hAnsi="Times New Roman" w:eastAsia="新细明体"/>
+        <w:b w:val="0"/>
+        <w:sz w:val="20"/>
+      </w:rPr>
+      <w:fldChar w:fldCharType="begin"/>
+      <w:instrText xml:space="preserve">PAGE</w:instrText>
+      <w:fldChar w:fldCharType="end"/>
+    </w:r>
+  </w:p>
+</w:ftr>
 </file>
 
 <file path=word/numbering.xml><?xml version="1.0" encoding="utf-8"?>
